--- a/lessons/7-7/downloads/reveal/teacher/7.7-exit-tickets.docx
+++ b/lessons/7-7/downloads/reveal/teacher/7.7-exit-tickets.docx
@@ -4,6 +4,7 @@
   <w:body>
     <w:p>
       <w:pPr>
+        <w:pStyle w:val="Heading1"/>
         <w:tabs>
           <w:tab w:val="left" w:pos="5200"/>
           <w:tab w:val="right" w:leader="underscore" w:pos="9504"/>
@@ -34,7 +35,7 @@
         <w:rPr>
           <w:rFonts w:ascii="Avenir Next" w:hAnsi="Avenir Next" w:cs="Avenir Next" w:eastAsia="Avenir Next"/>
           <w:color w:val="1A1A1A"/>
-          <w:sz w:val="18"/>
+          <w:sz w:val="22"/>
           <w:szCs w:val="18"/>
         </w:rPr>
         <w:t xml:space="preserve">Name</w:t>
@@ -119,25 +120,25 @@
                 <w:rFonts w:ascii="Avenir Next" w:hAnsi="Avenir Next" w:cs="Avenir Next" w:eastAsia="Avenir Next"/>
                 <w:b/>
                 <w:color w:val="1A1A1A"/>
+                <w:sz w:val="22"/>
+                <w:szCs w:val="20"/>
+              </w:rPr>
+              <w:t xml:space="preserve">1.</w:t>
+            </w:r>
+            <w:r>
+              <w:rPr>
+                <w:rFonts w:ascii="Avenir Next" w:hAnsi="Avenir Next" w:cs="Avenir Next" w:eastAsia="Avenir Next"/>
+                <w:color w:val="1A1A1A"/>
                 <w:sz w:val="20"/>
                 <w:szCs w:val="20"/>
               </w:rPr>
-              <w:t xml:space="preserve">1.</w:t>
-            </w:r>
-            <w:r>
-              <w:rPr>
-                <w:rFonts w:ascii="Avenir Next" w:hAnsi="Avenir Next" w:cs="Avenir Next" w:eastAsia="Avenir Next"/>
-                <w:color w:val="1A1A1A"/>
-                <w:sz w:val="20"/>
-                <w:szCs w:val="20"/>
-              </w:rPr>
               <w:tab/>
             </w:r>
             <w:r>
               <w:rPr>
                 <w:rFonts w:ascii="Avenir Next" w:hAnsi="Avenir Next" w:cs="Avenir Next" w:eastAsia="Avenir Next"/>
                 <w:color w:val="1A1A1A"/>
-                <w:sz w:val="20"/>
+                <w:sz w:val="22"/>
                 <w:szCs w:val="20"/>
               </w:rPr>
               <w:t xml:space="preserve">Find each side length.</w:t>
@@ -192,25 +193,25 @@
                       <w:rFonts w:ascii="Avenir Next" w:hAnsi="Avenir Next" w:cs="Avenir Next" w:eastAsia="Avenir Next"/>
                       <w:b/>
                       <w:color w:val="003A70"/>
+                      <w:sz w:val="22"/>
+                      <w:szCs w:val="20"/>
+                    </w:rPr>
+                    <w:t xml:space="preserve">a.</w:t>
+                  </w:r>
+                  <w:r>
+                    <w:rPr>
+                      <w:rFonts w:ascii="Avenir Next" w:hAnsi="Avenir Next" w:cs="Avenir Next" w:eastAsia="Avenir Next"/>
+                      <w:color w:val="1A1A1A"/>
                       <w:sz w:val="20"/>
                       <w:szCs w:val="20"/>
                     </w:rPr>
-                    <w:t xml:space="preserve">a.</w:t>
-                  </w:r>
-                  <w:r>
-                    <w:rPr>
-                      <w:rFonts w:ascii="Avenir Next" w:hAnsi="Avenir Next" w:cs="Avenir Next" w:eastAsia="Avenir Next"/>
-                      <w:color w:val="1A1A1A"/>
-                      <w:sz w:val="20"/>
-                      <w:szCs w:val="20"/>
-                    </w:rPr>
                     <w:tab/>
                   </w:r>
                   <w:r>
                     <w:rPr>
                       <w:rFonts w:ascii="Avenir Next" w:hAnsi="Avenir Next" w:cs="Avenir Next" w:eastAsia="Avenir Next"/>
                       <w:color w:val="1A1A1A"/>
-                      <w:sz w:val="20"/>
+                      <w:sz w:val="22"/>
                       <w:szCs w:val="20"/>
                     </w:rPr>
                     <w:t xml:space="preserve">(−6, 2) to (3, 2)</w:t>
@@ -254,25 +255,25 @@
                       <w:rFonts w:ascii="Avenir Next" w:hAnsi="Avenir Next" w:cs="Avenir Next" w:eastAsia="Avenir Next"/>
                       <w:b/>
                       <w:color w:val="003A70"/>
+                      <w:sz w:val="22"/>
+                      <w:szCs w:val="20"/>
+                    </w:rPr>
+                    <w:t xml:space="preserve">b.</w:t>
+                  </w:r>
+                  <w:r>
+                    <w:rPr>
+                      <w:rFonts w:ascii="Avenir Next" w:hAnsi="Avenir Next" w:cs="Avenir Next" w:eastAsia="Avenir Next"/>
+                      <w:color w:val="1A1A1A"/>
                       <w:sz w:val="20"/>
                       <w:szCs w:val="20"/>
                     </w:rPr>
-                    <w:t xml:space="preserve">b.</w:t>
-                  </w:r>
-                  <w:r>
-                    <w:rPr>
-                      <w:rFonts w:ascii="Avenir Next" w:hAnsi="Avenir Next" w:cs="Avenir Next" w:eastAsia="Avenir Next"/>
-                      <w:color w:val="1A1A1A"/>
-                      <w:sz w:val="20"/>
-                      <w:szCs w:val="20"/>
-                    </w:rPr>
                     <w:tab/>
                   </w:r>
                   <w:r>
                     <w:rPr>
                       <w:rFonts w:ascii="Avenir Next" w:hAnsi="Avenir Next" w:cs="Avenir Next" w:eastAsia="Avenir Next"/>
                       <w:color w:val="1A1A1A"/>
-                      <w:sz w:val="20"/>
+                      <w:sz w:val="22"/>
                       <w:szCs w:val="20"/>
                     </w:rPr>
                     <w:t xml:space="preserve">(3, 2) to (3, −4)</w:t>
@@ -365,25 +366,25 @@
                 <w:rFonts w:ascii="Avenir Next" w:hAnsi="Avenir Next" w:cs="Avenir Next" w:eastAsia="Avenir Next"/>
                 <w:b/>
                 <w:color w:val="1A1A1A"/>
+                <w:sz w:val="22"/>
+                <w:szCs w:val="20"/>
+              </w:rPr>
+              <w:t xml:space="preserve">2.</w:t>
+            </w:r>
+            <w:r>
+              <w:rPr>
+                <w:rFonts w:ascii="Avenir Next" w:hAnsi="Avenir Next" w:cs="Avenir Next" w:eastAsia="Avenir Next"/>
+                <w:color w:val="1A1A1A"/>
                 <w:sz w:val="20"/>
                 <w:szCs w:val="20"/>
               </w:rPr>
-              <w:t xml:space="preserve">2.</w:t>
-            </w:r>
-            <w:r>
-              <w:rPr>
-                <w:rFonts w:ascii="Avenir Next" w:hAnsi="Avenir Next" w:cs="Avenir Next" w:eastAsia="Avenir Next"/>
-                <w:color w:val="1A1A1A"/>
-                <w:sz w:val="20"/>
-                <w:szCs w:val="20"/>
-              </w:rPr>
               <w:tab/>
             </w:r>
             <w:r>
               <w:rPr>
                 <w:rFonts w:ascii="Avenir Next" w:hAnsi="Avenir Next" w:cs="Avenir Next" w:eastAsia="Avenir Next"/>
                 <w:color w:val="1A1A1A"/>
-                <w:sz w:val="20"/>
+                <w:sz w:val="22"/>
                 <w:szCs w:val="20"/>
               </w:rPr>
               <w:t xml:space="preserve">A rectangle has vertices (−6, 2), (3, 2), (3, −4) and (−6, −4). Find its perimeter and its area.</w:t>
@@ -460,7 +461,7 @@
                 <w:rFonts w:ascii="Avenir Next" w:hAnsi="Avenir Next" w:cs="Avenir Next" w:eastAsia="Avenir Next"/>
                 <w:b/>
                 <w:color w:val="1A1A1A"/>
-                <w:sz w:val="18"/>
+                <w:sz w:val="22"/>
                 <w:szCs w:val="18"/>
               </w:rPr>
               <w:t xml:space="preserve">Answer</w:t>
@@ -535,25 +536,25 @@
                 <w:rFonts w:ascii="Avenir Next" w:hAnsi="Avenir Next" w:cs="Avenir Next" w:eastAsia="Avenir Next"/>
                 <w:b/>
                 <w:color w:val="1A1A1A"/>
+                <w:sz w:val="22"/>
+                <w:szCs w:val="20"/>
+              </w:rPr>
+              <w:t xml:space="preserve">3.</w:t>
+            </w:r>
+            <w:r>
+              <w:rPr>
+                <w:rFonts w:ascii="Avenir Next" w:hAnsi="Avenir Next" w:cs="Avenir Next" w:eastAsia="Avenir Next"/>
+                <w:color w:val="1A1A1A"/>
                 <w:sz w:val="20"/>
                 <w:szCs w:val="20"/>
               </w:rPr>
-              <w:t xml:space="preserve">3.</w:t>
-            </w:r>
-            <w:r>
-              <w:rPr>
-                <w:rFonts w:ascii="Avenir Next" w:hAnsi="Avenir Next" w:cs="Avenir Next" w:eastAsia="Avenir Next"/>
-                <w:color w:val="1A1A1A"/>
-                <w:sz w:val="20"/>
-                <w:szCs w:val="20"/>
-              </w:rPr>
               <w:tab/>
             </w:r>
             <w:r>
               <w:rPr>
                 <w:rFonts w:ascii="Avenir Next" w:hAnsi="Avenir Next" w:cs="Avenir Next" w:eastAsia="Avenir Next"/>
                 <w:color w:val="1A1A1A"/>
-                <w:sz w:val="20"/>
+                <w:sz w:val="22"/>
                 <w:szCs w:val="20"/>
               </w:rPr>
               <w:t xml:space="preserve">Perimeter is found by —</w:t>
@@ -607,25 +608,25 @@
                       <w:rFonts w:ascii="Avenir Next" w:hAnsi="Avenir Next" w:cs="Avenir Next" w:eastAsia="Avenir Next"/>
                       <w:b/>
                       <w:color w:val="003A70"/>
+                      <w:sz w:val="22"/>
+                      <w:szCs w:val="19"/>
+                    </w:rPr>
+                    <w:t xml:space="preserve">A</w:t>
+                  </w:r>
+                  <w:r>
+                    <w:rPr>
+                      <w:rFonts w:ascii="Avenir Next" w:hAnsi="Avenir Next" w:cs="Avenir Next" w:eastAsia="Avenir Next"/>
+                      <w:color w:val="1A1A1A"/>
                       <w:sz w:val="19"/>
                       <w:szCs w:val="19"/>
                     </w:rPr>
-                    <w:t xml:space="preserve">A</w:t>
-                  </w:r>
-                  <w:r>
-                    <w:rPr>
-                      <w:rFonts w:ascii="Avenir Next" w:hAnsi="Avenir Next" w:cs="Avenir Next" w:eastAsia="Avenir Next"/>
-                      <w:color w:val="1A1A1A"/>
-                      <w:sz w:val="19"/>
-                      <w:szCs w:val="19"/>
-                    </w:rPr>
                     <w:tab/>
                   </w:r>
                   <w:r>
                     <w:rPr>
                       <w:rFonts w:ascii="Avenir Next" w:hAnsi="Avenir Next" w:cs="Avenir Next" w:eastAsia="Avenir Next"/>
                       <w:color w:val="1A1A1A"/>
-                      <w:sz w:val="19"/>
+                      <w:sz w:val="22"/>
                       <w:szCs w:val="19"/>
                     </w:rPr>
                     <w:t xml:space="preserve">adding all the sides</w:t>
@@ -650,25 +651,25 @@
                       <w:rFonts w:ascii="Avenir Next" w:hAnsi="Avenir Next" w:cs="Avenir Next" w:eastAsia="Avenir Next"/>
                       <w:b/>
                       <w:color w:val="003A70"/>
+                      <w:sz w:val="22"/>
+                      <w:szCs w:val="19"/>
+                    </w:rPr>
+                    <w:t xml:space="preserve">B</w:t>
+                  </w:r>
+                  <w:r>
+                    <w:rPr>
+                      <w:rFonts w:ascii="Avenir Next" w:hAnsi="Avenir Next" w:cs="Avenir Next" w:eastAsia="Avenir Next"/>
+                      <w:color w:val="1A1A1A"/>
                       <w:sz w:val="19"/>
                       <w:szCs w:val="19"/>
                     </w:rPr>
-                    <w:t xml:space="preserve">B</w:t>
-                  </w:r>
-                  <w:r>
-                    <w:rPr>
-                      <w:rFonts w:ascii="Avenir Next" w:hAnsi="Avenir Next" w:cs="Avenir Next" w:eastAsia="Avenir Next"/>
-                      <w:color w:val="1A1A1A"/>
-                      <w:sz w:val="19"/>
-                      <w:szCs w:val="19"/>
-                    </w:rPr>
                     <w:tab/>
                   </w:r>
                   <w:r>
                     <w:rPr>
                       <w:rFonts w:ascii="Avenir Next" w:hAnsi="Avenir Next" w:cs="Avenir Next" w:eastAsia="Avenir Next"/>
                       <w:color w:val="1A1A1A"/>
-                      <w:sz w:val="19"/>
+                      <w:sz w:val="22"/>
                       <w:szCs w:val="19"/>
                     </w:rPr>
                     <w:t xml:space="preserve">multiplying length by width</w:t>
@@ -698,25 +699,25 @@
                       <w:rFonts w:ascii="Avenir Next" w:hAnsi="Avenir Next" w:cs="Avenir Next" w:eastAsia="Avenir Next"/>
                       <w:b/>
                       <w:color w:val="003A70"/>
+                      <w:sz w:val="22"/>
+                      <w:szCs w:val="19"/>
+                    </w:rPr>
+                    <w:t xml:space="preserve">C</w:t>
+                  </w:r>
+                  <w:r>
+                    <w:rPr>
+                      <w:rFonts w:ascii="Avenir Next" w:hAnsi="Avenir Next" w:cs="Avenir Next" w:eastAsia="Avenir Next"/>
+                      <w:color w:val="1A1A1A"/>
                       <w:sz w:val="19"/>
                       <w:szCs w:val="19"/>
                     </w:rPr>
-                    <w:t xml:space="preserve">C</w:t>
-                  </w:r>
-                  <w:r>
-                    <w:rPr>
-                      <w:rFonts w:ascii="Avenir Next" w:hAnsi="Avenir Next" w:cs="Avenir Next" w:eastAsia="Avenir Next"/>
-                      <w:color w:val="1A1A1A"/>
-                      <w:sz w:val="19"/>
-                      <w:szCs w:val="19"/>
-                    </w:rPr>
                     <w:tab/>
                   </w:r>
                   <w:r>
                     <w:rPr>
                       <w:rFonts w:ascii="Avenir Next" w:hAnsi="Avenir Next" w:cs="Avenir Next" w:eastAsia="Avenir Next"/>
                       <w:color w:val="1A1A1A"/>
-                      <w:sz w:val="19"/>
+                      <w:sz w:val="22"/>
                       <w:szCs w:val="19"/>
                     </w:rPr>
                     <w:t xml:space="preserve">counting the vertices</w:t>
@@ -741,25 +742,25 @@
                       <w:rFonts w:ascii="Avenir Next" w:hAnsi="Avenir Next" w:cs="Avenir Next" w:eastAsia="Avenir Next"/>
                       <w:b/>
                       <w:color w:val="003A70"/>
+                      <w:sz w:val="22"/>
+                      <w:szCs w:val="19"/>
+                    </w:rPr>
+                    <w:t xml:space="preserve">D</w:t>
+                  </w:r>
+                  <w:r>
+                    <w:rPr>
+                      <w:rFonts w:ascii="Avenir Next" w:hAnsi="Avenir Next" w:cs="Avenir Next" w:eastAsia="Avenir Next"/>
+                      <w:color w:val="1A1A1A"/>
                       <w:sz w:val="19"/>
                       <w:szCs w:val="19"/>
                     </w:rPr>
-                    <w:t xml:space="preserve">D</w:t>
-                  </w:r>
-                  <w:r>
-                    <w:rPr>
-                      <w:rFonts w:ascii="Avenir Next" w:hAnsi="Avenir Next" w:cs="Avenir Next" w:eastAsia="Avenir Next"/>
-                      <w:color w:val="1A1A1A"/>
-                      <w:sz w:val="19"/>
-                      <w:szCs w:val="19"/>
-                    </w:rPr>
                     <w:tab/>
                   </w:r>
                   <w:r>
                     <w:rPr>
                       <w:rFonts w:ascii="Avenir Next" w:hAnsi="Avenir Next" w:cs="Avenir Next" w:eastAsia="Avenir Next"/>
                       <w:color w:val="1A1A1A"/>
-                      <w:sz w:val="19"/>
+                      <w:sz w:val="22"/>
                       <w:szCs w:val="19"/>
                     </w:rPr>
                     <w:t xml:space="preserve">subtracting the sides</w:t>
@@ -809,7 +810,7 @@
         <w:rPr>
           <w:rFonts w:ascii="Avenir Next" w:hAnsi="Avenir Next" w:cs="Avenir Next" w:eastAsia="Avenir Next"/>
           <w:color w:val="1A1A1A"/>
-          <w:sz w:val="17"/>
+          <w:sz w:val="22"/>
           <w:szCs w:val="17"/>
         </w:rPr>
         <w:t xml:space="preserve">  I got it</w:t>
@@ -827,7 +828,7 @@
         <w:rPr>
           <w:rFonts w:ascii="Avenir Next" w:hAnsi="Avenir Next" w:cs="Avenir Next" w:eastAsia="Avenir Next"/>
           <w:color w:val="1A1A1A"/>
-          <w:sz w:val="17"/>
+          <w:sz w:val="22"/>
           <w:szCs w:val="17"/>
         </w:rPr>
         <w:t xml:space="preserve">  Almost</w:t>
@@ -845,7 +846,7 @@
         <w:rPr>
           <w:rFonts w:ascii="Avenir Next" w:hAnsi="Avenir Next" w:cs="Avenir Next" w:eastAsia="Avenir Next"/>
           <w:color w:val="1A1A1A"/>
-          <w:sz w:val="17"/>
+          <w:sz w:val="22"/>
           <w:szCs w:val="17"/>
         </w:rPr>
         <w:t xml:space="preserve">  I need help</w:t>
@@ -902,7 +903,7 @@
         <w:rPr>
           <w:rFonts w:ascii="Avenir Next" w:hAnsi="Avenir Next" w:cs="Avenir Next" w:eastAsia="Avenir Next"/>
           <w:color w:val="1A1A1A"/>
-          <w:sz w:val="18"/>
+          <w:sz w:val="22"/>
           <w:szCs w:val="18"/>
         </w:rPr>
         <w:t xml:space="preserve">Name</w:t>
@@ -987,25 +988,25 @@
                 <w:rFonts w:ascii="Avenir Next" w:hAnsi="Avenir Next" w:cs="Avenir Next" w:eastAsia="Avenir Next"/>
                 <w:b/>
                 <w:color w:val="1A1A1A"/>
+                <w:sz w:val="22"/>
+                <w:szCs w:val="20"/>
+              </w:rPr>
+              <w:t xml:space="preserve">1.</w:t>
+            </w:r>
+            <w:r>
+              <w:rPr>
+                <w:rFonts w:ascii="Avenir Next" w:hAnsi="Avenir Next" w:cs="Avenir Next" w:eastAsia="Avenir Next"/>
+                <w:color w:val="1A1A1A"/>
                 <w:sz w:val="20"/>
                 <w:szCs w:val="20"/>
               </w:rPr>
-              <w:t xml:space="preserve">1.</w:t>
-            </w:r>
-            <w:r>
-              <w:rPr>
-                <w:rFonts w:ascii="Avenir Next" w:hAnsi="Avenir Next" w:cs="Avenir Next" w:eastAsia="Avenir Next"/>
-                <w:color w:val="1A1A1A"/>
-                <w:sz w:val="20"/>
-                <w:szCs w:val="20"/>
-              </w:rPr>
               <w:tab/>
             </w:r>
             <w:r>
               <w:rPr>
                 <w:rFonts w:ascii="Avenir Next" w:hAnsi="Avenir Next" w:cs="Avenir Next" w:eastAsia="Avenir Next"/>
                 <w:color w:val="1A1A1A"/>
-                <w:sz w:val="20"/>
+                <w:sz w:val="22"/>
                 <w:szCs w:val="20"/>
               </w:rPr>
               <w:t xml:space="preserve">Find each side length.</w:t>
@@ -1060,25 +1061,25 @@
                       <w:rFonts w:ascii="Avenir Next" w:hAnsi="Avenir Next" w:cs="Avenir Next" w:eastAsia="Avenir Next"/>
                       <w:b/>
                       <w:color w:val="003A70"/>
+                      <w:sz w:val="22"/>
+                      <w:szCs w:val="20"/>
+                    </w:rPr>
+                    <w:t xml:space="preserve">a.</w:t>
+                  </w:r>
+                  <w:r>
+                    <w:rPr>
+                      <w:rFonts w:ascii="Avenir Next" w:hAnsi="Avenir Next" w:cs="Avenir Next" w:eastAsia="Avenir Next"/>
+                      <w:color w:val="1A1A1A"/>
                       <w:sz w:val="20"/>
                       <w:szCs w:val="20"/>
                     </w:rPr>
-                    <w:t xml:space="preserve">a.</w:t>
-                  </w:r>
-                  <w:r>
-                    <w:rPr>
-                      <w:rFonts w:ascii="Avenir Next" w:hAnsi="Avenir Next" w:cs="Avenir Next" w:eastAsia="Avenir Next"/>
-                      <w:color w:val="1A1A1A"/>
-                      <w:sz w:val="20"/>
-                      <w:szCs w:val="20"/>
-                    </w:rPr>
                     <w:tab/>
                   </w:r>
                   <w:r>
                     <w:rPr>
                       <w:rFonts w:ascii="Avenir Next" w:hAnsi="Avenir Next" w:cs="Avenir Next" w:eastAsia="Avenir Next"/>
                       <w:color w:val="1A1A1A"/>
-                      <w:sz w:val="20"/>
+                      <w:sz w:val="22"/>
                       <w:szCs w:val="20"/>
                     </w:rPr>
                     <w:t xml:space="preserve">(−6, 2) to (3, 2)</w:t>
@@ -1122,25 +1123,25 @@
                       <w:rFonts w:ascii="Avenir Next" w:hAnsi="Avenir Next" w:cs="Avenir Next" w:eastAsia="Avenir Next"/>
                       <w:b/>
                       <w:color w:val="003A70"/>
+                      <w:sz w:val="22"/>
+                      <w:szCs w:val="20"/>
+                    </w:rPr>
+                    <w:t xml:space="preserve">b.</w:t>
+                  </w:r>
+                  <w:r>
+                    <w:rPr>
+                      <w:rFonts w:ascii="Avenir Next" w:hAnsi="Avenir Next" w:cs="Avenir Next" w:eastAsia="Avenir Next"/>
+                      <w:color w:val="1A1A1A"/>
                       <w:sz w:val="20"/>
                       <w:szCs w:val="20"/>
                     </w:rPr>
-                    <w:t xml:space="preserve">b.</w:t>
-                  </w:r>
-                  <w:r>
-                    <w:rPr>
-                      <w:rFonts w:ascii="Avenir Next" w:hAnsi="Avenir Next" w:cs="Avenir Next" w:eastAsia="Avenir Next"/>
-                      <w:color w:val="1A1A1A"/>
-                      <w:sz w:val="20"/>
-                      <w:szCs w:val="20"/>
-                    </w:rPr>
                     <w:tab/>
                   </w:r>
                   <w:r>
                     <w:rPr>
                       <w:rFonts w:ascii="Avenir Next" w:hAnsi="Avenir Next" w:cs="Avenir Next" w:eastAsia="Avenir Next"/>
                       <w:color w:val="1A1A1A"/>
-                      <w:sz w:val="20"/>
+                      <w:sz w:val="22"/>
                       <w:szCs w:val="20"/>
                     </w:rPr>
                     <w:t xml:space="preserve">(3, 2) to (3, −4)</w:t>
@@ -1233,25 +1234,25 @@
                 <w:rFonts w:ascii="Avenir Next" w:hAnsi="Avenir Next" w:cs="Avenir Next" w:eastAsia="Avenir Next"/>
                 <w:b/>
                 <w:color w:val="1A1A1A"/>
+                <w:sz w:val="22"/>
+                <w:szCs w:val="20"/>
+              </w:rPr>
+              <w:t xml:space="preserve">2.</w:t>
+            </w:r>
+            <w:r>
+              <w:rPr>
+                <w:rFonts w:ascii="Avenir Next" w:hAnsi="Avenir Next" w:cs="Avenir Next" w:eastAsia="Avenir Next"/>
+                <w:color w:val="1A1A1A"/>
                 <w:sz w:val="20"/>
                 <w:szCs w:val="20"/>
               </w:rPr>
-              <w:t xml:space="preserve">2.</w:t>
-            </w:r>
-            <w:r>
-              <w:rPr>
-                <w:rFonts w:ascii="Avenir Next" w:hAnsi="Avenir Next" w:cs="Avenir Next" w:eastAsia="Avenir Next"/>
-                <w:color w:val="1A1A1A"/>
-                <w:sz w:val="20"/>
-                <w:szCs w:val="20"/>
-              </w:rPr>
               <w:tab/>
             </w:r>
             <w:r>
               <w:rPr>
                 <w:rFonts w:ascii="Avenir Next" w:hAnsi="Avenir Next" w:cs="Avenir Next" w:eastAsia="Avenir Next"/>
                 <w:color w:val="1A1A1A"/>
-                <w:sz w:val="20"/>
+                <w:sz w:val="22"/>
                 <w:szCs w:val="20"/>
               </w:rPr>
               <w:t xml:space="preserve">A rectangle has vertices (−6, 2), (3, 2), (3, −4) and (−6, −4). Find its perimeter and its area.</w:t>
@@ -1328,7 +1329,7 @@
                 <w:rFonts w:ascii="Avenir Next" w:hAnsi="Avenir Next" w:cs="Avenir Next" w:eastAsia="Avenir Next"/>
                 <w:b/>
                 <w:color w:val="1A1A1A"/>
-                <w:sz w:val="18"/>
+                <w:sz w:val="22"/>
                 <w:szCs w:val="18"/>
               </w:rPr>
               <w:t xml:space="preserve">Answer</w:t>
@@ -1403,25 +1404,25 @@
                 <w:rFonts w:ascii="Avenir Next" w:hAnsi="Avenir Next" w:cs="Avenir Next" w:eastAsia="Avenir Next"/>
                 <w:b/>
                 <w:color w:val="1A1A1A"/>
+                <w:sz w:val="22"/>
+                <w:szCs w:val="20"/>
+              </w:rPr>
+              <w:t xml:space="preserve">3.</w:t>
+            </w:r>
+            <w:r>
+              <w:rPr>
+                <w:rFonts w:ascii="Avenir Next" w:hAnsi="Avenir Next" w:cs="Avenir Next" w:eastAsia="Avenir Next"/>
+                <w:color w:val="1A1A1A"/>
                 <w:sz w:val="20"/>
                 <w:szCs w:val="20"/>
               </w:rPr>
-              <w:t xml:space="preserve">3.</w:t>
-            </w:r>
-            <w:r>
-              <w:rPr>
-                <w:rFonts w:ascii="Avenir Next" w:hAnsi="Avenir Next" w:cs="Avenir Next" w:eastAsia="Avenir Next"/>
-                <w:color w:val="1A1A1A"/>
-                <w:sz w:val="20"/>
-                <w:szCs w:val="20"/>
-              </w:rPr>
               <w:tab/>
             </w:r>
             <w:r>
               <w:rPr>
                 <w:rFonts w:ascii="Avenir Next" w:hAnsi="Avenir Next" w:cs="Avenir Next" w:eastAsia="Avenir Next"/>
                 <w:color w:val="1A1A1A"/>
-                <w:sz w:val="20"/>
+                <w:sz w:val="22"/>
                 <w:szCs w:val="20"/>
               </w:rPr>
               <w:t xml:space="preserve">Perimeter is found by —</w:t>
@@ -1475,25 +1476,25 @@
                       <w:rFonts w:ascii="Avenir Next" w:hAnsi="Avenir Next" w:cs="Avenir Next" w:eastAsia="Avenir Next"/>
                       <w:b/>
                       <w:color w:val="003A70"/>
+                      <w:sz w:val="22"/>
+                      <w:szCs w:val="19"/>
+                    </w:rPr>
+                    <w:t xml:space="preserve">A</w:t>
+                  </w:r>
+                  <w:r>
+                    <w:rPr>
+                      <w:rFonts w:ascii="Avenir Next" w:hAnsi="Avenir Next" w:cs="Avenir Next" w:eastAsia="Avenir Next"/>
+                      <w:color w:val="1A1A1A"/>
                       <w:sz w:val="19"/>
                       <w:szCs w:val="19"/>
                     </w:rPr>
-                    <w:t xml:space="preserve">A</w:t>
-                  </w:r>
-                  <w:r>
-                    <w:rPr>
-                      <w:rFonts w:ascii="Avenir Next" w:hAnsi="Avenir Next" w:cs="Avenir Next" w:eastAsia="Avenir Next"/>
-                      <w:color w:val="1A1A1A"/>
-                      <w:sz w:val="19"/>
-                      <w:szCs w:val="19"/>
-                    </w:rPr>
                     <w:tab/>
                   </w:r>
                   <w:r>
                     <w:rPr>
                       <w:rFonts w:ascii="Avenir Next" w:hAnsi="Avenir Next" w:cs="Avenir Next" w:eastAsia="Avenir Next"/>
                       <w:color w:val="1A1A1A"/>
-                      <w:sz w:val="19"/>
+                      <w:sz w:val="22"/>
                       <w:szCs w:val="19"/>
                     </w:rPr>
                     <w:t xml:space="preserve">adding all the sides</w:t>
@@ -1518,25 +1519,25 @@
                       <w:rFonts w:ascii="Avenir Next" w:hAnsi="Avenir Next" w:cs="Avenir Next" w:eastAsia="Avenir Next"/>
                       <w:b/>
                       <w:color w:val="003A70"/>
+                      <w:sz w:val="22"/>
+                      <w:szCs w:val="19"/>
+                    </w:rPr>
+                    <w:t xml:space="preserve">B</w:t>
+                  </w:r>
+                  <w:r>
+                    <w:rPr>
+                      <w:rFonts w:ascii="Avenir Next" w:hAnsi="Avenir Next" w:cs="Avenir Next" w:eastAsia="Avenir Next"/>
+                      <w:color w:val="1A1A1A"/>
                       <w:sz w:val="19"/>
                       <w:szCs w:val="19"/>
                     </w:rPr>
-                    <w:t xml:space="preserve">B</w:t>
-                  </w:r>
-                  <w:r>
-                    <w:rPr>
-                      <w:rFonts w:ascii="Avenir Next" w:hAnsi="Avenir Next" w:cs="Avenir Next" w:eastAsia="Avenir Next"/>
-                      <w:color w:val="1A1A1A"/>
-                      <w:sz w:val="19"/>
-                      <w:szCs w:val="19"/>
-                    </w:rPr>
                     <w:tab/>
                   </w:r>
                   <w:r>
                     <w:rPr>
                       <w:rFonts w:ascii="Avenir Next" w:hAnsi="Avenir Next" w:cs="Avenir Next" w:eastAsia="Avenir Next"/>
                       <w:color w:val="1A1A1A"/>
-                      <w:sz w:val="19"/>
+                      <w:sz w:val="22"/>
                       <w:szCs w:val="19"/>
                     </w:rPr>
                     <w:t xml:space="preserve">multiplying length by width</w:t>
@@ -1566,25 +1567,25 @@
                       <w:rFonts w:ascii="Avenir Next" w:hAnsi="Avenir Next" w:cs="Avenir Next" w:eastAsia="Avenir Next"/>
                       <w:b/>
                       <w:color w:val="003A70"/>
+                      <w:sz w:val="22"/>
+                      <w:szCs w:val="19"/>
+                    </w:rPr>
+                    <w:t xml:space="preserve">C</w:t>
+                  </w:r>
+                  <w:r>
+                    <w:rPr>
+                      <w:rFonts w:ascii="Avenir Next" w:hAnsi="Avenir Next" w:cs="Avenir Next" w:eastAsia="Avenir Next"/>
+                      <w:color w:val="1A1A1A"/>
                       <w:sz w:val="19"/>
                       <w:szCs w:val="19"/>
                     </w:rPr>
-                    <w:t xml:space="preserve">C</w:t>
-                  </w:r>
-                  <w:r>
-                    <w:rPr>
-                      <w:rFonts w:ascii="Avenir Next" w:hAnsi="Avenir Next" w:cs="Avenir Next" w:eastAsia="Avenir Next"/>
-                      <w:color w:val="1A1A1A"/>
-                      <w:sz w:val="19"/>
-                      <w:szCs w:val="19"/>
-                    </w:rPr>
                     <w:tab/>
                   </w:r>
                   <w:r>
                     <w:rPr>
                       <w:rFonts w:ascii="Avenir Next" w:hAnsi="Avenir Next" w:cs="Avenir Next" w:eastAsia="Avenir Next"/>
                       <w:color w:val="1A1A1A"/>
-                      <w:sz w:val="19"/>
+                      <w:sz w:val="22"/>
                       <w:szCs w:val="19"/>
                     </w:rPr>
                     <w:t xml:space="preserve">counting the vertices</w:t>
@@ -1609,25 +1610,25 @@
                       <w:rFonts w:ascii="Avenir Next" w:hAnsi="Avenir Next" w:cs="Avenir Next" w:eastAsia="Avenir Next"/>
                       <w:b/>
                       <w:color w:val="003A70"/>
+                      <w:sz w:val="22"/>
+                      <w:szCs w:val="19"/>
+                    </w:rPr>
+                    <w:t xml:space="preserve">D</w:t>
+                  </w:r>
+                  <w:r>
+                    <w:rPr>
+                      <w:rFonts w:ascii="Avenir Next" w:hAnsi="Avenir Next" w:cs="Avenir Next" w:eastAsia="Avenir Next"/>
+                      <w:color w:val="1A1A1A"/>
                       <w:sz w:val="19"/>
                       <w:szCs w:val="19"/>
                     </w:rPr>
-                    <w:t xml:space="preserve">D</w:t>
-                  </w:r>
-                  <w:r>
-                    <w:rPr>
-                      <w:rFonts w:ascii="Avenir Next" w:hAnsi="Avenir Next" w:cs="Avenir Next" w:eastAsia="Avenir Next"/>
-                      <w:color w:val="1A1A1A"/>
-                      <w:sz w:val="19"/>
-                      <w:szCs w:val="19"/>
-                    </w:rPr>
                     <w:tab/>
                   </w:r>
                   <w:r>
                     <w:rPr>
                       <w:rFonts w:ascii="Avenir Next" w:hAnsi="Avenir Next" w:cs="Avenir Next" w:eastAsia="Avenir Next"/>
                       <w:color w:val="1A1A1A"/>
-                      <w:sz w:val="19"/>
+                      <w:sz w:val="22"/>
                       <w:szCs w:val="19"/>
                     </w:rPr>
                     <w:t xml:space="preserve">subtracting the sides</w:t>
@@ -1677,7 +1678,7 @@
         <w:rPr>
           <w:rFonts w:ascii="Avenir Next" w:hAnsi="Avenir Next" w:cs="Avenir Next" w:eastAsia="Avenir Next"/>
           <w:color w:val="1A1A1A"/>
-          <w:sz w:val="17"/>
+          <w:sz w:val="22"/>
           <w:szCs w:val="17"/>
         </w:rPr>
         <w:t xml:space="preserve">  I got it</w:t>
@@ -1695,7 +1696,7 @@
         <w:rPr>
           <w:rFonts w:ascii="Avenir Next" w:hAnsi="Avenir Next" w:cs="Avenir Next" w:eastAsia="Avenir Next"/>
           <w:color w:val="1A1A1A"/>
-          <w:sz w:val="17"/>
+          <w:sz w:val="22"/>
           <w:szCs w:val="17"/>
         </w:rPr>
         <w:t xml:space="preserve">  Almost</w:t>
@@ -1713,7 +1714,7 @@
         <w:rPr>
           <w:rFonts w:ascii="Avenir Next" w:hAnsi="Avenir Next" w:cs="Avenir Next" w:eastAsia="Avenir Next"/>
           <w:color w:val="1A1A1A"/>
-          <w:sz w:val="17"/>
+          <w:sz w:val="22"/>
           <w:szCs w:val="17"/>
         </w:rPr>
         <w:t xml:space="preserve">  I need help</w:t>
@@ -1752,7 +1753,7 @@
         <w:rPr>
           <w:rFonts w:ascii="Avenir Next" w:hAnsi="Avenir Next" w:cs="Avenir Next" w:eastAsia="Avenir Next"/>
           <w:color w:val="1A1A1A"/>
-          <w:sz w:val="18"/>
+          <w:sz w:val="22"/>
           <w:szCs w:val="18"/>
         </w:rPr>
         <w:t xml:space="preserve">Name</w:t>
@@ -1837,25 +1838,25 @@
                 <w:rFonts w:ascii="Avenir Next" w:hAnsi="Avenir Next" w:cs="Avenir Next" w:eastAsia="Avenir Next"/>
                 <w:b/>
                 <w:color w:val="1A1A1A"/>
+                <w:sz w:val="22"/>
+                <w:szCs w:val="20"/>
+              </w:rPr>
+              <w:t xml:space="preserve">1.</w:t>
+            </w:r>
+            <w:r>
+              <w:rPr>
+                <w:rFonts w:ascii="Avenir Next" w:hAnsi="Avenir Next" w:cs="Avenir Next" w:eastAsia="Avenir Next"/>
+                <w:color w:val="1A1A1A"/>
                 <w:sz w:val="20"/>
                 <w:szCs w:val="20"/>
               </w:rPr>
-              <w:t xml:space="preserve">1.</w:t>
-            </w:r>
-            <w:r>
-              <w:rPr>
-                <w:rFonts w:ascii="Avenir Next" w:hAnsi="Avenir Next" w:cs="Avenir Next" w:eastAsia="Avenir Next"/>
-                <w:color w:val="1A1A1A"/>
-                <w:sz w:val="20"/>
-                <w:szCs w:val="20"/>
-              </w:rPr>
               <w:tab/>
             </w:r>
             <w:r>
               <w:rPr>
                 <w:rFonts w:ascii="Avenir Next" w:hAnsi="Avenir Next" w:cs="Avenir Next" w:eastAsia="Avenir Next"/>
                 <w:color w:val="1A1A1A"/>
-                <w:sz w:val="20"/>
+                <w:sz w:val="22"/>
                 <w:szCs w:val="20"/>
               </w:rPr>
               <w:t xml:space="preserve">On a map, 1 unit = 3 m.</w:t>
@@ -1910,10 +1911,28 @@
                       <w:rFonts w:ascii="Avenir Next" w:hAnsi="Avenir Next" w:cs="Avenir Next" w:eastAsia="Avenir Next"/>
                       <w:b/>
                       <w:color w:val="003A70"/>
+                      <w:sz w:val="22"/>
+                      <w:szCs w:val="20"/>
+                    </w:rPr>
+                    <w:t xml:space="preserve">a.</w:t>
+                  </w:r>
+                  <w:r>
+                    <w:rPr>
+                      <w:rFonts w:ascii="Avenir Next" w:hAnsi="Avenir Next" w:cs="Avenir Next" w:eastAsia="Avenir Next"/>
+                      <w:color w:val="1A1A1A"/>
                       <w:sz w:val="20"/>
                       <w:szCs w:val="20"/>
                     </w:rPr>
-                    <w:t xml:space="preserve">a.</w:t>
+                    <w:tab/>
+                  </w:r>
+                  <w:r>
+                    <w:rPr>
+                      <w:rFonts w:ascii="Avenir Next" w:hAnsi="Avenir Next" w:cs="Avenir Next" w:eastAsia="Avenir Next"/>
+                      <w:color w:val="1A1A1A"/>
+                      <w:sz w:val="22"/>
+                      <w:szCs w:val="20"/>
+                    </w:rPr>
+                    <w:t xml:space="preserve">9 units =</w:t>
                   </w:r>
                   <w:r>
                     <w:rPr>
@@ -1922,7 +1941,7 @@
                       <w:sz w:val="20"/>
                       <w:szCs w:val="20"/>
                     </w:rPr>
-                    <w:tab/>
+                    <w:t xml:space="preserve">  </w:t>
                   </w:r>
                   <w:r>
                     <w:rPr>
@@ -1930,24 +1949,6 @@
                       <w:color w:val="1A1A1A"/>
                       <w:sz w:val="20"/>
                       <w:szCs w:val="20"/>
-                    </w:rPr>
-                    <w:t xml:space="preserve">9 units =</w:t>
-                  </w:r>
-                  <w:r>
-                    <w:rPr>
-                      <w:rFonts w:ascii="Avenir Next" w:hAnsi="Avenir Next" w:cs="Avenir Next" w:eastAsia="Avenir Next"/>
-                      <w:color w:val="1A1A1A"/>
-                      <w:sz w:val="20"/>
-                      <w:szCs w:val="20"/>
-                    </w:rPr>
-                    <w:t xml:space="preserve">  </w:t>
-                  </w:r>
-                  <w:r>
-                    <w:rPr>
-                      <w:rFonts w:ascii="Avenir Next" w:hAnsi="Avenir Next" w:cs="Avenir Next" w:eastAsia="Avenir Next"/>
-                      <w:color w:val="1A1A1A"/>
-                      <w:sz w:val="20"/>
-                      <w:szCs w:val="20"/>
                       <w:u w:val="single"/>
                     </w:rPr>
                     <w:t xml:space="preserve">        </w:t>
@@ -1956,7 +1957,7 @@
                     <w:rPr>
                       <w:rFonts w:ascii="Avenir Next" w:hAnsi="Avenir Next" w:cs="Avenir Next" w:eastAsia="Avenir Next"/>
                       <w:color w:val="1A1A1A"/>
-                      <w:sz w:val="20"/>
+                      <w:sz w:val="22"/>
                       <w:szCs w:val="20"/>
                     </w:rPr>
                     <w:t xml:space="preserve"> m</w:t>
@@ -1981,10 +1982,28 @@
                       <w:rFonts w:ascii="Avenir Next" w:hAnsi="Avenir Next" w:cs="Avenir Next" w:eastAsia="Avenir Next"/>
                       <w:b/>
                       <w:color w:val="003A70"/>
+                      <w:sz w:val="22"/>
+                      <w:szCs w:val="20"/>
+                    </w:rPr>
+                    <w:t xml:space="preserve">b.</w:t>
+                  </w:r>
+                  <w:r>
+                    <w:rPr>
+                      <w:rFonts w:ascii="Avenir Next" w:hAnsi="Avenir Next" w:cs="Avenir Next" w:eastAsia="Avenir Next"/>
+                      <w:color w:val="1A1A1A"/>
                       <w:sz w:val="20"/>
                       <w:szCs w:val="20"/>
                     </w:rPr>
-                    <w:t xml:space="preserve">b.</w:t>
+                    <w:tab/>
+                  </w:r>
+                  <w:r>
+                    <w:rPr>
+                      <w:rFonts w:ascii="Avenir Next" w:hAnsi="Avenir Next" w:cs="Avenir Next" w:eastAsia="Avenir Next"/>
+                      <w:color w:val="1A1A1A"/>
+                      <w:sz w:val="22"/>
+                      <w:szCs w:val="20"/>
+                    </w:rPr>
+                    <w:t xml:space="preserve">48 m =</w:t>
                   </w:r>
                   <w:r>
                     <w:rPr>
@@ -1993,7 +2012,7 @@
                       <w:sz w:val="20"/>
                       <w:szCs w:val="20"/>
                     </w:rPr>
-                    <w:tab/>
+                    <w:t xml:space="preserve">  </w:t>
                   </w:r>
                   <w:r>
                     <w:rPr>
@@ -2001,24 +2020,6 @@
                       <w:color w:val="1A1A1A"/>
                       <w:sz w:val="20"/>
                       <w:szCs w:val="20"/>
-                    </w:rPr>
-                    <w:t xml:space="preserve">48 m =</w:t>
-                  </w:r>
-                  <w:r>
-                    <w:rPr>
-                      <w:rFonts w:ascii="Avenir Next" w:hAnsi="Avenir Next" w:cs="Avenir Next" w:eastAsia="Avenir Next"/>
-                      <w:color w:val="1A1A1A"/>
-                      <w:sz w:val="20"/>
-                      <w:szCs w:val="20"/>
-                    </w:rPr>
-                    <w:t xml:space="preserve">  </w:t>
-                  </w:r>
-                  <w:r>
-                    <w:rPr>
-                      <w:rFonts w:ascii="Avenir Next" w:hAnsi="Avenir Next" w:cs="Avenir Next" w:eastAsia="Avenir Next"/>
-                      <w:color w:val="1A1A1A"/>
-                      <w:sz w:val="20"/>
-                      <w:szCs w:val="20"/>
                       <w:u w:val="single"/>
                     </w:rPr>
                     <w:t xml:space="preserve">        </w:t>
@@ -2027,7 +2028,7 @@
                     <w:rPr>
                       <w:rFonts w:ascii="Avenir Next" w:hAnsi="Avenir Next" w:cs="Avenir Next" w:eastAsia="Avenir Next"/>
                       <w:color w:val="1A1A1A"/>
-                      <w:sz w:val="20"/>
+                      <w:sz w:val="22"/>
                       <w:szCs w:val="20"/>
                     </w:rPr>
                     <w:t xml:space="preserve"> units</w:t>
@@ -2101,25 +2102,25 @@
                 <w:rFonts w:ascii="Avenir Next" w:hAnsi="Avenir Next" w:cs="Avenir Next" w:eastAsia="Avenir Next"/>
                 <w:b/>
                 <w:color w:val="1A1A1A"/>
+                <w:sz w:val="22"/>
+                <w:szCs w:val="20"/>
+              </w:rPr>
+              <w:t xml:space="preserve">2.</w:t>
+            </w:r>
+            <w:r>
+              <w:rPr>
+                <w:rFonts w:ascii="Avenir Next" w:hAnsi="Avenir Next" w:cs="Avenir Next" w:eastAsia="Avenir Next"/>
+                <w:color w:val="1A1A1A"/>
                 <w:sz w:val="20"/>
                 <w:szCs w:val="20"/>
               </w:rPr>
-              <w:t xml:space="preserve">2.</w:t>
-            </w:r>
-            <w:r>
-              <w:rPr>
-                <w:rFonts w:ascii="Avenir Next" w:hAnsi="Avenir Next" w:cs="Avenir Next" w:eastAsia="Avenir Next"/>
-                <w:color w:val="1A1A1A"/>
-                <w:sz w:val="20"/>
-                <w:szCs w:val="20"/>
-              </w:rPr>
               <w:tab/>
             </w:r>
             <w:r>
               <w:rPr>
                 <w:rFonts w:ascii="Avenir Next" w:hAnsi="Avenir Next" w:cs="Avenir Next" w:eastAsia="Avenir Next"/>
                 <w:color w:val="1A1A1A"/>
-                <w:sz w:val="20"/>
+                <w:sz w:val="22"/>
                 <w:szCs w:val="20"/>
               </w:rPr>
               <w:t xml:space="preserve">A rectangle is 4 units by 6 units on a plan. 1 unit = 5 ft. Find the real area.</w:t>
@@ -2196,25 +2197,25 @@
                 <w:rFonts w:ascii="Avenir Next" w:hAnsi="Avenir Next" w:cs="Avenir Next" w:eastAsia="Avenir Next"/>
                 <w:b/>
                 <w:color w:val="1A1A1A"/>
+                <w:sz w:val="22"/>
+                <w:szCs w:val="18"/>
+              </w:rPr>
+              <w:t xml:space="preserve">Answer</w:t>
+            </w:r>
+            <w:r>
+              <w:rPr>
+                <w:rFonts w:ascii="Avenir Next" w:hAnsi="Avenir Next" w:cs="Avenir Next" w:eastAsia="Avenir Next"/>
+                <w:color w:val="1A1A1A"/>
                 <w:sz w:val="18"/>
                 <w:szCs w:val="18"/>
               </w:rPr>
-              <w:t xml:space="preserve">Answer</w:t>
-            </w:r>
-            <w:r>
-              <w:rPr>
-                <w:rFonts w:ascii="Avenir Next" w:hAnsi="Avenir Next" w:cs="Avenir Next" w:eastAsia="Avenir Next"/>
-                <w:color w:val="1A1A1A"/>
-                <w:sz w:val="18"/>
-                <w:szCs w:val="18"/>
-              </w:rPr>
               <w:tab/>
             </w:r>
             <w:r>
               <w:rPr>
                 <w:rFonts w:ascii="Avenir Next" w:hAnsi="Avenir Next" w:cs="Avenir Next" w:eastAsia="Avenir Next"/>
                 <w:color w:val="1A1A1A"/>
-                <w:sz w:val="18"/>
+                <w:sz w:val="22"/>
                 <w:szCs w:val="18"/>
               </w:rPr>
               <w:t xml:space="preserve">  ft²</w:t>
@@ -2280,25 +2281,25 @@
                 <w:rFonts w:ascii="Avenir Next" w:hAnsi="Avenir Next" w:cs="Avenir Next" w:eastAsia="Avenir Next"/>
                 <w:b/>
                 <w:color w:val="1A1A1A"/>
+                <w:sz w:val="22"/>
+                <w:szCs w:val="20"/>
+              </w:rPr>
+              <w:t xml:space="preserve">3.</w:t>
+            </w:r>
+            <w:r>
+              <w:rPr>
+                <w:rFonts w:ascii="Avenir Next" w:hAnsi="Avenir Next" w:cs="Avenir Next" w:eastAsia="Avenir Next"/>
+                <w:color w:val="1A1A1A"/>
                 <w:sz w:val="20"/>
                 <w:szCs w:val="20"/>
               </w:rPr>
-              <w:t xml:space="preserve">3.</w:t>
-            </w:r>
-            <w:r>
-              <w:rPr>
-                <w:rFonts w:ascii="Avenir Next" w:hAnsi="Avenir Next" w:cs="Avenir Next" w:eastAsia="Avenir Next"/>
-                <w:color w:val="1A1A1A"/>
-                <w:sz w:val="20"/>
-                <w:szCs w:val="20"/>
-              </w:rPr>
               <w:tab/>
             </w:r>
             <w:r>
               <w:rPr>
                 <w:rFonts w:ascii="Avenir Next" w:hAnsi="Avenir Next" w:cs="Avenir Next" w:eastAsia="Avenir Next"/>
                 <w:color w:val="1A1A1A"/>
-                <w:sz w:val="20"/>
+                <w:sz w:val="22"/>
                 <w:szCs w:val="20"/>
               </w:rPr>
               <w:t xml:space="preserve">To find a missing side from an area and one side, you —</w:t>
@@ -2354,25 +2355,25 @@
                       <w:rFonts w:ascii="Avenir Next" w:hAnsi="Avenir Next" w:cs="Avenir Next" w:eastAsia="Avenir Next"/>
                       <w:b/>
                       <w:color w:val="003A70"/>
+                      <w:sz w:val="22"/>
+                      <w:szCs w:val="19"/>
+                    </w:rPr>
+                    <w:t xml:space="preserve">A</w:t>
+                  </w:r>
+                  <w:r>
+                    <w:rPr>
+                      <w:rFonts w:ascii="Avenir Next" w:hAnsi="Avenir Next" w:cs="Avenir Next" w:eastAsia="Avenir Next"/>
+                      <w:color w:val="1A1A1A"/>
                       <w:sz w:val="19"/>
                       <w:szCs w:val="19"/>
                     </w:rPr>
-                    <w:t xml:space="preserve">A</w:t>
-                  </w:r>
-                  <w:r>
-                    <w:rPr>
-                      <w:rFonts w:ascii="Avenir Next" w:hAnsi="Avenir Next" w:cs="Avenir Next" w:eastAsia="Avenir Next"/>
-                      <w:color w:val="1A1A1A"/>
-                      <w:sz w:val="19"/>
-                      <w:szCs w:val="19"/>
-                    </w:rPr>
                     <w:tab/>
                   </w:r>
                   <w:r>
                     <w:rPr>
                       <w:rFonts w:ascii="Avenir Next" w:hAnsi="Avenir Next" w:cs="Avenir Next" w:eastAsia="Avenir Next"/>
                       <w:color w:val="1A1A1A"/>
-                      <w:sz w:val="19"/>
+                      <w:sz w:val="22"/>
                       <w:szCs w:val="19"/>
                     </w:rPr>
                     <w:t xml:space="preserve">multiply</w:t>
@@ -2397,25 +2398,25 @@
                       <w:rFonts w:ascii="Avenir Next" w:hAnsi="Avenir Next" w:cs="Avenir Next" w:eastAsia="Avenir Next"/>
                       <w:b/>
                       <w:color w:val="003A70"/>
+                      <w:sz w:val="22"/>
+                      <w:szCs w:val="19"/>
+                    </w:rPr>
+                    <w:t xml:space="preserve">B</w:t>
+                  </w:r>
+                  <w:r>
+                    <w:rPr>
+                      <w:rFonts w:ascii="Avenir Next" w:hAnsi="Avenir Next" w:cs="Avenir Next" w:eastAsia="Avenir Next"/>
+                      <w:color w:val="1A1A1A"/>
                       <w:sz w:val="19"/>
                       <w:szCs w:val="19"/>
                     </w:rPr>
-                    <w:t xml:space="preserve">B</w:t>
-                  </w:r>
-                  <w:r>
-                    <w:rPr>
-                      <w:rFonts w:ascii="Avenir Next" w:hAnsi="Avenir Next" w:cs="Avenir Next" w:eastAsia="Avenir Next"/>
-                      <w:color w:val="1A1A1A"/>
-                      <w:sz w:val="19"/>
-                      <w:szCs w:val="19"/>
-                    </w:rPr>
                     <w:tab/>
                   </w:r>
                   <w:r>
                     <w:rPr>
                       <w:rFonts w:ascii="Avenir Next" w:hAnsi="Avenir Next" w:cs="Avenir Next" w:eastAsia="Avenir Next"/>
                       <w:color w:val="1A1A1A"/>
-                      <w:sz w:val="19"/>
+                      <w:sz w:val="22"/>
                       <w:szCs w:val="19"/>
                     </w:rPr>
                     <w:t xml:space="preserve">divide</w:t>
@@ -2440,25 +2441,25 @@
                       <w:rFonts w:ascii="Avenir Next" w:hAnsi="Avenir Next" w:cs="Avenir Next" w:eastAsia="Avenir Next"/>
                       <w:b/>
                       <w:color w:val="003A70"/>
+                      <w:sz w:val="22"/>
+                      <w:szCs w:val="19"/>
+                    </w:rPr>
+                    <w:t xml:space="preserve">C</w:t>
+                  </w:r>
+                  <w:r>
+                    <w:rPr>
+                      <w:rFonts w:ascii="Avenir Next" w:hAnsi="Avenir Next" w:cs="Avenir Next" w:eastAsia="Avenir Next"/>
+                      <w:color w:val="1A1A1A"/>
                       <w:sz w:val="19"/>
                       <w:szCs w:val="19"/>
                     </w:rPr>
-                    <w:t xml:space="preserve">C</w:t>
-                  </w:r>
-                  <w:r>
-                    <w:rPr>
-                      <w:rFonts w:ascii="Avenir Next" w:hAnsi="Avenir Next" w:cs="Avenir Next" w:eastAsia="Avenir Next"/>
-                      <w:color w:val="1A1A1A"/>
-                      <w:sz w:val="19"/>
-                      <w:szCs w:val="19"/>
-                    </w:rPr>
                     <w:tab/>
                   </w:r>
                   <w:r>
                     <w:rPr>
                       <w:rFonts w:ascii="Avenir Next" w:hAnsi="Avenir Next" w:cs="Avenir Next" w:eastAsia="Avenir Next"/>
                       <w:color w:val="1A1A1A"/>
-                      <w:sz w:val="19"/>
+                      <w:sz w:val="22"/>
                       <w:szCs w:val="19"/>
                     </w:rPr>
                     <w:t xml:space="preserve">add</w:t>
@@ -2483,25 +2484,25 @@
                       <w:rFonts w:ascii="Avenir Next" w:hAnsi="Avenir Next" w:cs="Avenir Next" w:eastAsia="Avenir Next"/>
                       <w:b/>
                       <w:color w:val="003A70"/>
+                      <w:sz w:val="22"/>
+                      <w:szCs w:val="19"/>
+                    </w:rPr>
+                    <w:t xml:space="preserve">D</w:t>
+                  </w:r>
+                  <w:r>
+                    <w:rPr>
+                      <w:rFonts w:ascii="Avenir Next" w:hAnsi="Avenir Next" w:cs="Avenir Next" w:eastAsia="Avenir Next"/>
+                      <w:color w:val="1A1A1A"/>
                       <w:sz w:val="19"/>
                       <w:szCs w:val="19"/>
                     </w:rPr>
-                    <w:t xml:space="preserve">D</w:t>
-                  </w:r>
-                  <w:r>
-                    <w:rPr>
-                      <w:rFonts w:ascii="Avenir Next" w:hAnsi="Avenir Next" w:cs="Avenir Next" w:eastAsia="Avenir Next"/>
-                      <w:color w:val="1A1A1A"/>
-                      <w:sz w:val="19"/>
-                      <w:szCs w:val="19"/>
-                    </w:rPr>
                     <w:tab/>
                   </w:r>
                   <w:r>
                     <w:rPr>
                       <w:rFonts w:ascii="Avenir Next" w:hAnsi="Avenir Next" w:cs="Avenir Next" w:eastAsia="Avenir Next"/>
                       <w:color w:val="1A1A1A"/>
-                      <w:sz w:val="19"/>
+                      <w:sz w:val="22"/>
                       <w:szCs w:val="19"/>
                     </w:rPr>
                     <w:t xml:space="preserve">subtract</w:t>
@@ -2551,7 +2552,7 @@
         <w:rPr>
           <w:rFonts w:ascii="Avenir Next" w:hAnsi="Avenir Next" w:cs="Avenir Next" w:eastAsia="Avenir Next"/>
           <w:color w:val="1A1A1A"/>
-          <w:sz w:val="17"/>
+          <w:sz w:val="22"/>
           <w:szCs w:val="17"/>
         </w:rPr>
         <w:t xml:space="preserve">  I got it</w:t>
@@ -2569,7 +2570,7 @@
         <w:rPr>
           <w:rFonts w:ascii="Avenir Next" w:hAnsi="Avenir Next" w:cs="Avenir Next" w:eastAsia="Avenir Next"/>
           <w:color w:val="1A1A1A"/>
-          <w:sz w:val="17"/>
+          <w:sz w:val="22"/>
           <w:szCs w:val="17"/>
         </w:rPr>
         <w:t xml:space="preserve">  Almost</w:t>
@@ -2587,7 +2588,7 @@
         <w:rPr>
           <w:rFonts w:ascii="Avenir Next" w:hAnsi="Avenir Next" w:cs="Avenir Next" w:eastAsia="Avenir Next"/>
           <w:color w:val="1A1A1A"/>
-          <w:sz w:val="17"/>
+          <w:sz w:val="22"/>
           <w:szCs w:val="17"/>
         </w:rPr>
         <w:t xml:space="preserve">  I need help</w:t>
@@ -2644,7 +2645,7 @@
         <w:rPr>
           <w:rFonts w:ascii="Avenir Next" w:hAnsi="Avenir Next" w:cs="Avenir Next" w:eastAsia="Avenir Next"/>
           <w:color w:val="1A1A1A"/>
-          <w:sz w:val="18"/>
+          <w:sz w:val="22"/>
           <w:szCs w:val="18"/>
         </w:rPr>
         <w:t xml:space="preserve">Name</w:t>
@@ -2729,25 +2730,25 @@
                 <w:rFonts w:ascii="Avenir Next" w:hAnsi="Avenir Next" w:cs="Avenir Next" w:eastAsia="Avenir Next"/>
                 <w:b/>
                 <w:color w:val="1A1A1A"/>
+                <w:sz w:val="22"/>
+                <w:szCs w:val="20"/>
+              </w:rPr>
+              <w:t xml:space="preserve">1.</w:t>
+            </w:r>
+            <w:r>
+              <w:rPr>
+                <w:rFonts w:ascii="Avenir Next" w:hAnsi="Avenir Next" w:cs="Avenir Next" w:eastAsia="Avenir Next"/>
+                <w:color w:val="1A1A1A"/>
                 <w:sz w:val="20"/>
                 <w:szCs w:val="20"/>
               </w:rPr>
-              <w:t xml:space="preserve">1.</w:t>
-            </w:r>
-            <w:r>
-              <w:rPr>
-                <w:rFonts w:ascii="Avenir Next" w:hAnsi="Avenir Next" w:cs="Avenir Next" w:eastAsia="Avenir Next"/>
-                <w:color w:val="1A1A1A"/>
-                <w:sz w:val="20"/>
-                <w:szCs w:val="20"/>
-              </w:rPr>
               <w:tab/>
             </w:r>
             <w:r>
               <w:rPr>
                 <w:rFonts w:ascii="Avenir Next" w:hAnsi="Avenir Next" w:cs="Avenir Next" w:eastAsia="Avenir Next"/>
                 <w:color w:val="1A1A1A"/>
-                <w:sz w:val="20"/>
+                <w:sz w:val="22"/>
                 <w:szCs w:val="20"/>
               </w:rPr>
               <w:t xml:space="preserve">On a map, 1 unit = 3 m.</w:t>
@@ -2802,10 +2803,28 @@
                       <w:rFonts w:ascii="Avenir Next" w:hAnsi="Avenir Next" w:cs="Avenir Next" w:eastAsia="Avenir Next"/>
                       <w:b/>
                       <w:color w:val="003A70"/>
+                      <w:sz w:val="22"/>
+                      <w:szCs w:val="20"/>
+                    </w:rPr>
+                    <w:t xml:space="preserve">a.</w:t>
+                  </w:r>
+                  <w:r>
+                    <w:rPr>
+                      <w:rFonts w:ascii="Avenir Next" w:hAnsi="Avenir Next" w:cs="Avenir Next" w:eastAsia="Avenir Next"/>
+                      <w:color w:val="1A1A1A"/>
                       <w:sz w:val="20"/>
                       <w:szCs w:val="20"/>
                     </w:rPr>
-                    <w:t xml:space="preserve">a.</w:t>
+                    <w:tab/>
+                  </w:r>
+                  <w:r>
+                    <w:rPr>
+                      <w:rFonts w:ascii="Avenir Next" w:hAnsi="Avenir Next" w:cs="Avenir Next" w:eastAsia="Avenir Next"/>
+                      <w:color w:val="1A1A1A"/>
+                      <w:sz w:val="22"/>
+                      <w:szCs w:val="20"/>
+                    </w:rPr>
+                    <w:t xml:space="preserve">9 units =</w:t>
                   </w:r>
                   <w:r>
                     <w:rPr>
@@ -2814,7 +2833,7 @@
                       <w:sz w:val="20"/>
                       <w:szCs w:val="20"/>
                     </w:rPr>
-                    <w:tab/>
+                    <w:t xml:space="preserve">  </w:t>
                   </w:r>
                   <w:r>
                     <w:rPr>
@@ -2822,24 +2841,6 @@
                       <w:color w:val="1A1A1A"/>
                       <w:sz w:val="20"/>
                       <w:szCs w:val="20"/>
-                    </w:rPr>
-                    <w:t xml:space="preserve">9 units =</w:t>
-                  </w:r>
-                  <w:r>
-                    <w:rPr>
-                      <w:rFonts w:ascii="Avenir Next" w:hAnsi="Avenir Next" w:cs="Avenir Next" w:eastAsia="Avenir Next"/>
-                      <w:color w:val="1A1A1A"/>
-                      <w:sz w:val="20"/>
-                      <w:szCs w:val="20"/>
-                    </w:rPr>
-                    <w:t xml:space="preserve">  </w:t>
-                  </w:r>
-                  <w:r>
-                    <w:rPr>
-                      <w:rFonts w:ascii="Avenir Next" w:hAnsi="Avenir Next" w:cs="Avenir Next" w:eastAsia="Avenir Next"/>
-                      <w:color w:val="1A1A1A"/>
-                      <w:sz w:val="20"/>
-                      <w:szCs w:val="20"/>
                       <w:u w:val="single"/>
                     </w:rPr>
                     <w:t xml:space="preserve">        </w:t>
@@ -2848,7 +2849,7 @@
                     <w:rPr>
                       <w:rFonts w:ascii="Avenir Next" w:hAnsi="Avenir Next" w:cs="Avenir Next" w:eastAsia="Avenir Next"/>
                       <w:color w:val="1A1A1A"/>
-                      <w:sz w:val="20"/>
+                      <w:sz w:val="22"/>
                       <w:szCs w:val="20"/>
                     </w:rPr>
                     <w:t xml:space="preserve"> m</w:t>
@@ -2873,10 +2874,28 @@
                       <w:rFonts w:ascii="Avenir Next" w:hAnsi="Avenir Next" w:cs="Avenir Next" w:eastAsia="Avenir Next"/>
                       <w:b/>
                       <w:color w:val="003A70"/>
+                      <w:sz w:val="22"/>
+                      <w:szCs w:val="20"/>
+                    </w:rPr>
+                    <w:t xml:space="preserve">b.</w:t>
+                  </w:r>
+                  <w:r>
+                    <w:rPr>
+                      <w:rFonts w:ascii="Avenir Next" w:hAnsi="Avenir Next" w:cs="Avenir Next" w:eastAsia="Avenir Next"/>
+                      <w:color w:val="1A1A1A"/>
                       <w:sz w:val="20"/>
                       <w:szCs w:val="20"/>
                     </w:rPr>
-                    <w:t xml:space="preserve">b.</w:t>
+                    <w:tab/>
+                  </w:r>
+                  <w:r>
+                    <w:rPr>
+                      <w:rFonts w:ascii="Avenir Next" w:hAnsi="Avenir Next" w:cs="Avenir Next" w:eastAsia="Avenir Next"/>
+                      <w:color w:val="1A1A1A"/>
+                      <w:sz w:val="22"/>
+                      <w:szCs w:val="20"/>
+                    </w:rPr>
+                    <w:t xml:space="preserve">48 m =</w:t>
                   </w:r>
                   <w:r>
                     <w:rPr>
@@ -2885,7 +2904,7 @@
                       <w:sz w:val="20"/>
                       <w:szCs w:val="20"/>
                     </w:rPr>
-                    <w:tab/>
+                    <w:t xml:space="preserve">  </w:t>
                   </w:r>
                   <w:r>
                     <w:rPr>
@@ -2893,24 +2912,6 @@
                       <w:color w:val="1A1A1A"/>
                       <w:sz w:val="20"/>
                       <w:szCs w:val="20"/>
-                    </w:rPr>
-                    <w:t xml:space="preserve">48 m =</w:t>
-                  </w:r>
-                  <w:r>
-                    <w:rPr>
-                      <w:rFonts w:ascii="Avenir Next" w:hAnsi="Avenir Next" w:cs="Avenir Next" w:eastAsia="Avenir Next"/>
-                      <w:color w:val="1A1A1A"/>
-                      <w:sz w:val="20"/>
-                      <w:szCs w:val="20"/>
-                    </w:rPr>
-                    <w:t xml:space="preserve">  </w:t>
-                  </w:r>
-                  <w:r>
-                    <w:rPr>
-                      <w:rFonts w:ascii="Avenir Next" w:hAnsi="Avenir Next" w:cs="Avenir Next" w:eastAsia="Avenir Next"/>
-                      <w:color w:val="1A1A1A"/>
-                      <w:sz w:val="20"/>
-                      <w:szCs w:val="20"/>
                       <w:u w:val="single"/>
                     </w:rPr>
                     <w:t xml:space="preserve">        </w:t>
@@ -2919,7 +2920,7 @@
                     <w:rPr>
                       <w:rFonts w:ascii="Avenir Next" w:hAnsi="Avenir Next" w:cs="Avenir Next" w:eastAsia="Avenir Next"/>
                       <w:color w:val="1A1A1A"/>
-                      <w:sz w:val="20"/>
+                      <w:sz w:val="22"/>
                       <w:szCs w:val="20"/>
                     </w:rPr>
                     <w:t xml:space="preserve"> units</w:t>
@@ -2993,25 +2994,25 @@
                 <w:rFonts w:ascii="Avenir Next" w:hAnsi="Avenir Next" w:cs="Avenir Next" w:eastAsia="Avenir Next"/>
                 <w:b/>
                 <w:color w:val="1A1A1A"/>
+                <w:sz w:val="22"/>
+                <w:szCs w:val="20"/>
+              </w:rPr>
+              <w:t xml:space="preserve">2.</w:t>
+            </w:r>
+            <w:r>
+              <w:rPr>
+                <w:rFonts w:ascii="Avenir Next" w:hAnsi="Avenir Next" w:cs="Avenir Next" w:eastAsia="Avenir Next"/>
+                <w:color w:val="1A1A1A"/>
                 <w:sz w:val="20"/>
                 <w:szCs w:val="20"/>
               </w:rPr>
-              <w:t xml:space="preserve">2.</w:t>
-            </w:r>
-            <w:r>
-              <w:rPr>
-                <w:rFonts w:ascii="Avenir Next" w:hAnsi="Avenir Next" w:cs="Avenir Next" w:eastAsia="Avenir Next"/>
-                <w:color w:val="1A1A1A"/>
-                <w:sz w:val="20"/>
-                <w:szCs w:val="20"/>
-              </w:rPr>
               <w:tab/>
             </w:r>
             <w:r>
               <w:rPr>
                 <w:rFonts w:ascii="Avenir Next" w:hAnsi="Avenir Next" w:cs="Avenir Next" w:eastAsia="Avenir Next"/>
                 <w:color w:val="1A1A1A"/>
-                <w:sz w:val="20"/>
+                <w:sz w:val="22"/>
                 <w:szCs w:val="20"/>
               </w:rPr>
               <w:t xml:space="preserve">A rectangle is 4 units by 6 units on a plan. 1 unit = 5 ft. Find the real area.</w:t>
@@ -3088,25 +3089,25 @@
                 <w:rFonts w:ascii="Avenir Next" w:hAnsi="Avenir Next" w:cs="Avenir Next" w:eastAsia="Avenir Next"/>
                 <w:b/>
                 <w:color w:val="1A1A1A"/>
+                <w:sz w:val="22"/>
+                <w:szCs w:val="18"/>
+              </w:rPr>
+              <w:t xml:space="preserve">Answer</w:t>
+            </w:r>
+            <w:r>
+              <w:rPr>
+                <w:rFonts w:ascii="Avenir Next" w:hAnsi="Avenir Next" w:cs="Avenir Next" w:eastAsia="Avenir Next"/>
+                <w:color w:val="1A1A1A"/>
                 <w:sz w:val="18"/>
                 <w:szCs w:val="18"/>
               </w:rPr>
-              <w:t xml:space="preserve">Answer</w:t>
-            </w:r>
-            <w:r>
-              <w:rPr>
-                <w:rFonts w:ascii="Avenir Next" w:hAnsi="Avenir Next" w:cs="Avenir Next" w:eastAsia="Avenir Next"/>
-                <w:color w:val="1A1A1A"/>
-                <w:sz w:val="18"/>
-                <w:szCs w:val="18"/>
-              </w:rPr>
               <w:tab/>
             </w:r>
             <w:r>
               <w:rPr>
                 <w:rFonts w:ascii="Avenir Next" w:hAnsi="Avenir Next" w:cs="Avenir Next" w:eastAsia="Avenir Next"/>
                 <w:color w:val="1A1A1A"/>
-                <w:sz w:val="18"/>
+                <w:sz w:val="22"/>
                 <w:szCs w:val="18"/>
               </w:rPr>
               <w:t xml:space="preserve">  ft²</w:t>
@@ -3172,25 +3173,25 @@
                 <w:rFonts w:ascii="Avenir Next" w:hAnsi="Avenir Next" w:cs="Avenir Next" w:eastAsia="Avenir Next"/>
                 <w:b/>
                 <w:color w:val="1A1A1A"/>
+                <w:sz w:val="22"/>
+                <w:szCs w:val="20"/>
+              </w:rPr>
+              <w:t xml:space="preserve">3.</w:t>
+            </w:r>
+            <w:r>
+              <w:rPr>
+                <w:rFonts w:ascii="Avenir Next" w:hAnsi="Avenir Next" w:cs="Avenir Next" w:eastAsia="Avenir Next"/>
+                <w:color w:val="1A1A1A"/>
                 <w:sz w:val="20"/>
                 <w:szCs w:val="20"/>
               </w:rPr>
-              <w:t xml:space="preserve">3.</w:t>
-            </w:r>
-            <w:r>
-              <w:rPr>
-                <w:rFonts w:ascii="Avenir Next" w:hAnsi="Avenir Next" w:cs="Avenir Next" w:eastAsia="Avenir Next"/>
-                <w:color w:val="1A1A1A"/>
-                <w:sz w:val="20"/>
-                <w:szCs w:val="20"/>
-              </w:rPr>
               <w:tab/>
             </w:r>
             <w:r>
               <w:rPr>
                 <w:rFonts w:ascii="Avenir Next" w:hAnsi="Avenir Next" w:cs="Avenir Next" w:eastAsia="Avenir Next"/>
                 <w:color w:val="1A1A1A"/>
-                <w:sz w:val="20"/>
+                <w:sz w:val="22"/>
                 <w:szCs w:val="20"/>
               </w:rPr>
               <w:t xml:space="preserve">To find a missing side from an area and one side, you —</w:t>
@@ -3246,25 +3247,25 @@
                       <w:rFonts w:ascii="Avenir Next" w:hAnsi="Avenir Next" w:cs="Avenir Next" w:eastAsia="Avenir Next"/>
                       <w:b/>
                       <w:color w:val="003A70"/>
+                      <w:sz w:val="22"/>
+                      <w:szCs w:val="19"/>
+                    </w:rPr>
+                    <w:t xml:space="preserve">A</w:t>
+                  </w:r>
+                  <w:r>
+                    <w:rPr>
+                      <w:rFonts w:ascii="Avenir Next" w:hAnsi="Avenir Next" w:cs="Avenir Next" w:eastAsia="Avenir Next"/>
+                      <w:color w:val="1A1A1A"/>
                       <w:sz w:val="19"/>
                       <w:szCs w:val="19"/>
                     </w:rPr>
-                    <w:t xml:space="preserve">A</w:t>
-                  </w:r>
-                  <w:r>
-                    <w:rPr>
-                      <w:rFonts w:ascii="Avenir Next" w:hAnsi="Avenir Next" w:cs="Avenir Next" w:eastAsia="Avenir Next"/>
-                      <w:color w:val="1A1A1A"/>
-                      <w:sz w:val="19"/>
-                      <w:szCs w:val="19"/>
-                    </w:rPr>
                     <w:tab/>
                   </w:r>
                   <w:r>
                     <w:rPr>
                       <w:rFonts w:ascii="Avenir Next" w:hAnsi="Avenir Next" w:cs="Avenir Next" w:eastAsia="Avenir Next"/>
                       <w:color w:val="1A1A1A"/>
-                      <w:sz w:val="19"/>
+                      <w:sz w:val="22"/>
                       <w:szCs w:val="19"/>
                     </w:rPr>
                     <w:t xml:space="preserve">multiply</w:t>
@@ -3289,25 +3290,25 @@
                       <w:rFonts w:ascii="Avenir Next" w:hAnsi="Avenir Next" w:cs="Avenir Next" w:eastAsia="Avenir Next"/>
                       <w:b/>
                       <w:color w:val="003A70"/>
+                      <w:sz w:val="22"/>
+                      <w:szCs w:val="19"/>
+                    </w:rPr>
+                    <w:t xml:space="preserve">B</w:t>
+                  </w:r>
+                  <w:r>
+                    <w:rPr>
+                      <w:rFonts w:ascii="Avenir Next" w:hAnsi="Avenir Next" w:cs="Avenir Next" w:eastAsia="Avenir Next"/>
+                      <w:color w:val="1A1A1A"/>
                       <w:sz w:val="19"/>
                       <w:szCs w:val="19"/>
                     </w:rPr>
-                    <w:t xml:space="preserve">B</w:t>
-                  </w:r>
-                  <w:r>
-                    <w:rPr>
-                      <w:rFonts w:ascii="Avenir Next" w:hAnsi="Avenir Next" w:cs="Avenir Next" w:eastAsia="Avenir Next"/>
-                      <w:color w:val="1A1A1A"/>
-                      <w:sz w:val="19"/>
-                      <w:szCs w:val="19"/>
-                    </w:rPr>
                     <w:tab/>
                   </w:r>
                   <w:r>
                     <w:rPr>
                       <w:rFonts w:ascii="Avenir Next" w:hAnsi="Avenir Next" w:cs="Avenir Next" w:eastAsia="Avenir Next"/>
                       <w:color w:val="1A1A1A"/>
-                      <w:sz w:val="19"/>
+                      <w:sz w:val="22"/>
                       <w:szCs w:val="19"/>
                     </w:rPr>
                     <w:t xml:space="preserve">divide</w:t>
@@ -3332,25 +3333,25 @@
                       <w:rFonts w:ascii="Avenir Next" w:hAnsi="Avenir Next" w:cs="Avenir Next" w:eastAsia="Avenir Next"/>
                       <w:b/>
                       <w:color w:val="003A70"/>
+                      <w:sz w:val="22"/>
+                      <w:szCs w:val="19"/>
+                    </w:rPr>
+                    <w:t xml:space="preserve">C</w:t>
+                  </w:r>
+                  <w:r>
+                    <w:rPr>
+                      <w:rFonts w:ascii="Avenir Next" w:hAnsi="Avenir Next" w:cs="Avenir Next" w:eastAsia="Avenir Next"/>
+                      <w:color w:val="1A1A1A"/>
                       <w:sz w:val="19"/>
                       <w:szCs w:val="19"/>
                     </w:rPr>
-                    <w:t xml:space="preserve">C</w:t>
-                  </w:r>
-                  <w:r>
-                    <w:rPr>
-                      <w:rFonts w:ascii="Avenir Next" w:hAnsi="Avenir Next" w:cs="Avenir Next" w:eastAsia="Avenir Next"/>
-                      <w:color w:val="1A1A1A"/>
-                      <w:sz w:val="19"/>
-                      <w:szCs w:val="19"/>
-                    </w:rPr>
                     <w:tab/>
                   </w:r>
                   <w:r>
                     <w:rPr>
                       <w:rFonts w:ascii="Avenir Next" w:hAnsi="Avenir Next" w:cs="Avenir Next" w:eastAsia="Avenir Next"/>
                       <w:color w:val="1A1A1A"/>
-                      <w:sz w:val="19"/>
+                      <w:sz w:val="22"/>
                       <w:szCs w:val="19"/>
                     </w:rPr>
                     <w:t xml:space="preserve">add</w:t>
@@ -3375,25 +3376,25 @@
                       <w:rFonts w:ascii="Avenir Next" w:hAnsi="Avenir Next" w:cs="Avenir Next" w:eastAsia="Avenir Next"/>
                       <w:b/>
                       <w:color w:val="003A70"/>
+                      <w:sz w:val="22"/>
+                      <w:szCs w:val="19"/>
+                    </w:rPr>
+                    <w:t xml:space="preserve">D</w:t>
+                  </w:r>
+                  <w:r>
+                    <w:rPr>
+                      <w:rFonts w:ascii="Avenir Next" w:hAnsi="Avenir Next" w:cs="Avenir Next" w:eastAsia="Avenir Next"/>
+                      <w:color w:val="1A1A1A"/>
                       <w:sz w:val="19"/>
                       <w:szCs w:val="19"/>
                     </w:rPr>
-                    <w:t xml:space="preserve">D</w:t>
-                  </w:r>
-                  <w:r>
-                    <w:rPr>
-                      <w:rFonts w:ascii="Avenir Next" w:hAnsi="Avenir Next" w:cs="Avenir Next" w:eastAsia="Avenir Next"/>
-                      <w:color w:val="1A1A1A"/>
-                      <w:sz w:val="19"/>
-                      <w:szCs w:val="19"/>
-                    </w:rPr>
                     <w:tab/>
                   </w:r>
                   <w:r>
                     <w:rPr>
                       <w:rFonts w:ascii="Avenir Next" w:hAnsi="Avenir Next" w:cs="Avenir Next" w:eastAsia="Avenir Next"/>
                       <w:color w:val="1A1A1A"/>
-                      <w:sz w:val="19"/>
+                      <w:sz w:val="22"/>
                       <w:szCs w:val="19"/>
                     </w:rPr>
                     <w:t xml:space="preserve">subtract</w:t>
@@ -3443,7 +3444,7 @@
         <w:rPr>
           <w:rFonts w:ascii="Avenir Next" w:hAnsi="Avenir Next" w:cs="Avenir Next" w:eastAsia="Avenir Next"/>
           <w:color w:val="1A1A1A"/>
-          <w:sz w:val="17"/>
+          <w:sz w:val="22"/>
           <w:szCs w:val="17"/>
         </w:rPr>
         <w:t xml:space="preserve">  I got it</w:t>
@@ -3461,7 +3462,7 @@
         <w:rPr>
           <w:rFonts w:ascii="Avenir Next" w:hAnsi="Avenir Next" w:cs="Avenir Next" w:eastAsia="Avenir Next"/>
           <w:color w:val="1A1A1A"/>
-          <w:sz w:val="17"/>
+          <w:sz w:val="22"/>
           <w:szCs w:val="17"/>
         </w:rPr>
         <w:t xml:space="preserve">  Almost</w:t>
@@ -3479,7 +3480,7 @@
         <w:rPr>
           <w:rFonts w:ascii="Avenir Next" w:hAnsi="Avenir Next" w:cs="Avenir Next" w:eastAsia="Avenir Next"/>
           <w:color w:val="1A1A1A"/>
-          <w:sz w:val="17"/>
+          <w:sz w:val="22"/>
           <w:szCs w:val="17"/>
         </w:rPr>
         <w:t xml:space="preserve">  I need help</w:t>
@@ -3573,7 +3574,106 @@
               <w:sz w:val="15"/>
               <w:szCs w:val="15"/>
             </w:rPr>
-            <w:t xml:space="preserve">Lesson 7-7  ·  Exit Tickets  ·  two per page</w:t>
+            <w:t xml:space="preserve">7-7 · Page </w:t>
+          </w:r>
+          <w:r>
+            <w:rPr>
+              <w:rFonts w:ascii="Avenir Next" w:hAnsi="Avenir Next" w:cs="Avenir Next" w:eastAsia="Avenir Next"/>
+              <w:color w:val="5A5F66"/>
+              <w:sz w:val="15"/>
+              <w:szCs w:val="15"/>
+            </w:rPr>
+            <w:fldChar w:fldCharType="begin"/>
+          </w:r>
+          <w:r>
+            <w:rPr>
+              <w:rFonts w:ascii="Avenir Next" w:hAnsi="Avenir Next" w:cs="Avenir Next" w:eastAsia="Avenir Next"/>
+              <w:color w:val="5A5F66"/>
+              <w:sz w:val="15"/>
+              <w:szCs w:val="15"/>
+            </w:rPr>
+            <w:instrText xml:space="preserve"> PAGE </w:instrText>
+          </w:r>
+          <w:r>
+            <w:rPr>
+              <w:rFonts w:ascii="Avenir Next" w:hAnsi="Avenir Next" w:cs="Avenir Next" w:eastAsia="Avenir Next"/>
+              <w:color w:val="5A5F66"/>
+              <w:sz w:val="15"/>
+              <w:szCs w:val="15"/>
+            </w:rPr>
+            <w:fldChar w:fldCharType="separate"/>
+          </w:r>
+          <w:r>
+            <w:rPr>
+              <w:rFonts w:ascii="Avenir Next" w:hAnsi="Avenir Next" w:cs="Avenir Next" w:eastAsia="Avenir Next"/>
+              <w:color w:val="5A5F66"/>
+              <w:sz w:val="15"/>
+              <w:szCs w:val="15"/>
+            </w:rPr>
+            <w:t xml:space="preserve">1</w:t>
+          </w:r>
+          <w:r>
+            <w:rPr>
+              <w:rFonts w:ascii="Avenir Next" w:hAnsi="Avenir Next" w:cs="Avenir Next" w:eastAsia="Avenir Next"/>
+              <w:color w:val="5A5F66"/>
+              <w:sz w:val="15"/>
+              <w:szCs w:val="15"/>
+            </w:rPr>
+            <w:fldChar w:fldCharType="end"/>
+          </w:r>
+          <w:r>
+            <w:rPr>
+              <w:rFonts w:ascii="Avenir Next" w:hAnsi="Avenir Next" w:cs="Avenir Next" w:eastAsia="Avenir Next"/>
+              <w:color w:val="5A5F66"/>
+              <w:sz w:val="15"/>
+              <w:szCs w:val="15"/>
+            </w:rPr>
+            <w:t xml:space="preserve"> of </w:t>
+          </w:r>
+          <w:r>
+            <w:rPr>
+              <w:rFonts w:ascii="Avenir Next" w:hAnsi="Avenir Next" w:cs="Avenir Next" w:eastAsia="Avenir Next"/>
+              <w:color w:val="5A5F66"/>
+              <w:sz w:val="15"/>
+              <w:szCs w:val="15"/>
+            </w:rPr>
+            <w:fldChar w:fldCharType="begin"/>
+          </w:r>
+          <w:r>
+            <w:rPr>
+              <w:rFonts w:ascii="Avenir Next" w:hAnsi="Avenir Next" w:cs="Avenir Next" w:eastAsia="Avenir Next"/>
+              <w:color w:val="5A5F66"/>
+              <w:sz w:val="15"/>
+              <w:szCs w:val="15"/>
+            </w:rPr>
+            <w:instrText xml:space="preserve"> NUMPAGES </w:instrText>
+          </w:r>
+          <w:r>
+            <w:rPr>
+              <w:rFonts w:ascii="Avenir Next" w:hAnsi="Avenir Next" w:cs="Avenir Next" w:eastAsia="Avenir Next"/>
+              <w:color w:val="5A5F66"/>
+              <w:sz w:val="15"/>
+              <w:szCs w:val="15"/>
+            </w:rPr>
+            <w:fldChar w:fldCharType="separate"/>
+          </w:r>
+          <w:r>
+            <w:rPr>
+              <w:rFonts w:ascii="Avenir Next" w:hAnsi="Avenir Next" w:cs="Avenir Next" w:eastAsia="Avenir Next"/>
+              <w:color w:val="5A5F66"/>
+              <w:sz w:val="15"/>
+              <w:szCs w:val="15"/>
+            </w:rPr>
+            <w:t xml:space="preserve">1</w:t>
+          </w:r>
+          <w:r>
+            <w:rPr>
+              <w:rFonts w:ascii="Avenir Next" w:hAnsi="Avenir Next" w:cs="Avenir Next" w:eastAsia="Avenir Next"/>
+              <w:color w:val="5A5F66"/>
+              <w:sz w:val="15"/>
+              <w:szCs w:val="15"/>
+            </w:rPr>
+            <w:fldChar w:fldCharType="end"/>
           </w:r>
         </w:p>
       </w:tc>
@@ -3616,5 +3716,23 @@
       </w:tblCellMar>
     </w:tblPr>
   </w:style>
+  <w:style w:type="paragraph" w:styleId="Heading1">
+    <w:name w:val="heading 1"/>
+    <w:basedOn w:val="Normal"/>
+    <w:pPr>
+      <w:outlineLvl w:val="0"/>
+      <w:keepNext w:val="0"/>
+      <w:keepLines w:val="0"/>
+    </w:pPr>
+  </w:style>
+  <w:style w:type="paragraph" w:styleId="Heading2">
+    <w:name w:val="heading 2"/>
+    <w:basedOn w:val="Normal"/>
+    <w:pPr>
+      <w:outlineLvl w:val="1"/>
+      <w:keepNext w:val="0"/>
+      <w:keepLines w:val="0"/>
+    </w:pPr>
+  </w:style>
 </w:styles>
 </file>